--- a/Developer-Guide.docx
+++ b/Developer-Guide.docx
@@ -24,34 +24,13 @@
     </w:p>
     <w:p/>
     <w:p>
-      <w:proofErr w:type="spellStart"/>
-      <w:r>
-        <w:t>kubectl</w:t>
-      </w:r>
-      <w:proofErr w:type="spellEnd"/>
-      <w:r>
-        <w:t xml:space="preserve"> create secret generic </w:t>
-      </w:r>
-      <w:proofErr w:type="spellStart"/>
-      <w:r>
-        <w:t>travelmemory</w:t>
-      </w:r>
-      <w:proofErr w:type="spellEnd"/>
-      <w:r>
-        <w:t>-secrets \</w:t>
-      </w:r>
-    </w:p>
-    <w:p>
-      <w:r>
-        <w:t xml:space="preserve">  --from-literal=mongo-</w:t>
-      </w:r>
-      <w:proofErr w:type="spellStart"/>
-      <w:r>
-        <w:t>uri</w:t>
-      </w:r>
-      <w:proofErr w:type="spellEnd"/>
-      <w:r>
-        <w:t>="</w:t>
+      <w:r>
+        <w:t>kubectl create secret generic travelmemory-secrets \</w:t>
+      </w:r>
+    </w:p>
+    <w:p>
+      <w:r>
+        <w:t xml:space="preserve">  --from-literal=mongo-uri="</w:t>
       </w:r>
       <w:r>
         <w:t xml:space="preserve"> </w:t>
@@ -74,13 +53,8 @@
     </w:p>
     <w:p>
       <w:r>
-        <w:t xml:space="preserve">  -n </w:t>
-      </w:r>
-      <w:proofErr w:type="spellStart"/>
-      <w:r>
-        <w:t>travelmemory</w:t>
-      </w:r>
-      <w:proofErr w:type="spellEnd"/>
+        <w:t xml:space="preserve">  -n travelmemory</w:t>
+      </w:r>
     </w:p>
     <w:p/>
     <w:p/>
@@ -91,28 +65,12 @@
     </w:p>
     <w:p>
       <w:hyperlink r:id="rId7" w:history="1">
-        <w:proofErr w:type="spellStart"/>
         <w:r>
           <w:rPr>
             <w:rStyle w:val="Hyperlink"/>
           </w:rPr>
-          <w:t>aws</w:t>
+          <w:t>aws-credentials-groupe</w:t>
         </w:r>
-        <w:proofErr w:type="spellEnd"/>
-        <w:r>
-          <w:rPr>
-            <w:rStyle w:val="Hyperlink"/>
-          </w:rPr>
-          <w:t>-credentials-</w:t>
-        </w:r>
-        <w:proofErr w:type="spellStart"/>
-        <w:r>
-          <w:rPr>
-            <w:rStyle w:val="Hyperlink"/>
-          </w:rPr>
-          <w:t>groupe</w:t>
-        </w:r>
-        <w:proofErr w:type="spellEnd"/>
       </w:hyperlink>
     </w:p>
     <w:p/>
@@ -143,39 +101,10 @@
           <w:b/>
           <w:bCs/>
         </w:rPr>
-        <w:t xml:space="preserve">Jenkins </w:t>
-      </w:r>
-      <w:proofErr w:type="spellStart"/>
-      <w:r>
-        <w:rPr>
-          <w:b/>
-          <w:bCs/>
-        </w:rPr>
-        <w:t>pipleline</w:t>
-      </w:r>
-      <w:proofErr w:type="spellEnd"/>
-      <w:r>
-        <w:rPr>
-          <w:b/>
-          <w:bCs/>
-        </w:rPr>
-        <w:t xml:space="preserve"> name : </w:t>
-      </w:r>
-      <w:proofErr w:type="spellStart"/>
-      <w:r>
-        <w:t>groupe</w:t>
-      </w:r>
-      <w:proofErr w:type="spellEnd"/>
-      <w:r>
-        <w:t>-</w:t>
-      </w:r>
-      <w:proofErr w:type="spellStart"/>
-      <w:r>
-        <w:t>travelmem</w:t>
-      </w:r>
-      <w:proofErr w:type="spellEnd"/>
-      <w:r>
-        <w:t>-pipeline</w:t>
+        <w:t xml:space="preserve">Jenkins pipleline name : </w:t>
+      </w:r>
+      <w:r>
+        <w:t>groupe-travelmem-pipeline</w:t>
       </w:r>
     </w:p>
     <w:p>
@@ -185,21 +114,12 @@
           <w:bCs/>
         </w:rPr>
       </w:pPr>
-      <w:proofErr w:type="spellStart"/>
       <w:r>
         <w:rPr>
           <w:b/>
           <w:bCs/>
         </w:rPr>
-        <w:t>MongoDb</w:t>
-      </w:r>
-      <w:proofErr w:type="spellEnd"/>
-      <w:r>
-        <w:rPr>
-          <w:b/>
-          <w:bCs/>
-        </w:rPr>
-        <w:t xml:space="preserve"> Database </w:t>
+        <w:t xml:space="preserve">MongoDb Database </w:t>
       </w:r>
       <w:r>
         <w:rPr>
@@ -225,13 +145,8 @@
       </w:r>
     </w:p>
     <w:p>
-      <w:proofErr w:type="spellStart"/>
-      <w:r>
-        <w:t>travelmemory</w:t>
-      </w:r>
-      <w:proofErr w:type="spellEnd"/>
-      <w:r>
-        <w:t>-app</w:t>
+      <w:r>
+        <w:t>travelmemory-app</w:t>
       </w:r>
     </w:p>
     <w:p>
@@ -259,13 +174,8 @@
       </w:r>
     </w:p>
     <w:p>
-      <w:proofErr w:type="spellStart"/>
-      <w:r>
-        <w:t>kubectl</w:t>
-      </w:r>
-      <w:proofErr w:type="spellEnd"/>
-      <w:r>
-        <w:t xml:space="preserve"> get nodes:</w:t>
+      <w:r>
+        <w:t>kubectl get nodes:</w:t>
       </w:r>
     </w:p>
     <w:p>
@@ -429,10 +339,51 @@
       </w:r>
     </w:p>
     <w:p/>
+    <w:p>
+      <w:r>
+        <w:lastRenderedPageBreak/>
+        <w:drawing>
+          <wp:inline distT="0" distB="0" distL="0" distR="0" wp14:anchorId="08FD53E9" wp14:editId="5796E685">
+            <wp:extent cx="5943600" cy="4742815"/>
+            <wp:effectExtent l="0" t="0" r="0" b="635"/>
+            <wp:docPr id="1237764663" name="Picture 1"/>
+            <wp:cNvGraphicFramePr>
+              <a:graphicFrameLocks xmlns:a="http://schemas.openxmlformats.org/drawingml/2006/main" noChangeAspect="1"/>
+            </wp:cNvGraphicFramePr>
+            <a:graphic xmlns:a="http://schemas.openxmlformats.org/drawingml/2006/main">
+              <a:graphicData uri="http://schemas.openxmlformats.org/drawingml/2006/picture">
+                <pic:pic xmlns:pic="http://schemas.openxmlformats.org/drawingml/2006/picture">
+                  <pic:nvPicPr>
+                    <pic:cNvPr id="1237764663" name=""/>
+                    <pic:cNvPicPr/>
+                  </pic:nvPicPr>
+                  <pic:blipFill>
+                    <a:blip r:embed="rId12"/>
+                    <a:stretch>
+                      <a:fillRect/>
+                    </a:stretch>
+                  </pic:blipFill>
+                  <pic:spPr>
+                    <a:xfrm>
+                      <a:off x="0" y="0"/>
+                      <a:ext cx="5943600" cy="4742815"/>
+                    </a:xfrm>
+                    <a:prstGeom prst="rect">
+                      <a:avLst/>
+                    </a:prstGeom>
+                  </pic:spPr>
+                </pic:pic>
+              </a:graphicData>
+            </a:graphic>
+          </wp:inline>
+        </w:drawing>
+      </w:r>
+    </w:p>
+    <w:p/>
     <w:sectPr>
-      <w:footerReference w:type="even" r:id="rId12"/>
-      <w:footerReference w:type="default" r:id="rId13"/>
-      <w:footerReference w:type="first" r:id="rId14"/>
+      <w:footerReference w:type="even" r:id="rId13"/>
+      <w:footerReference w:type="default" r:id="rId14"/>
+      <w:footerReference w:type="first" r:id="rId15"/>
       <w:pgSz w:w="12240" w:h="15840"/>
       <w:pgMar w:top="1440" w:right="1440" w:bottom="1440" w:left="1440" w:header="720" w:footer="720" w:gutter="0"/>
       <w:cols w:space="720"/>
